--- a/04_Mubodilai-lipidho-oksidshavii-beta-ketogenez_Kursi.docx
+++ b/04_Mubodilai-lipidho-oksidshavii-beta-ketogenez_Kursi.docx
@@ -7807,7 +7807,7 @@
                 <w:b/>
                 <w:sz w:val="24"/>
               </w:rPr>
-              <w:t>Чарби пурра</w:t>
+              <w:t>SFA, г (фоизи энергия)</w:t>
             </w:r>
           </w:p>
         </w:tc>
@@ -7889,7 +7889,7 @@
                 <w:b w:val="0"/>
                 <w:sz w:val="24"/>
               </w:rPr>
-              <w:t>35 г (15%)</w:t>
+              <w:t>35 г (13%)</w:t>
             </w:r>
           </w:p>
         </w:tc>
@@ -7971,7 +7971,7 @@
                 <w:b w:val="0"/>
                 <w:sz w:val="24"/>
               </w:rPr>
-              <w:t>22 г (9%)</w:t>
+              <w:t>22 г (8%)</w:t>
             </w:r>
           </w:p>
         </w:tc>
@@ -8053,7 +8053,7 @@
                 <w:b w:val="0"/>
                 <w:sz w:val="24"/>
               </w:rPr>
-              <w:t>&lt; 26 г</w:t>
+              <w:t>&lt; 26 г (SFA)</w:t>
             </w:r>
           </w:p>
         </w:tc>

--- a/04_Mubodilai-lipidho-oksidshavii-beta-ketogenez_Kursi.docx
+++ b/04_Mubodilai-lipidho-oksidshavii-beta-ketogenez_Kursi.docx
@@ -1007,7 +1007,7 @@
           <w:i w:val="0"/>
           <w:sz w:val="28"/>
         </w:rPr>
-        <w:t>Липидҳо гурӯҳи калонтарин захираи энергияи организми инсон мебошанд [1, 470-б.]. Аз ҳар грамми чарб тақрибан нуҳ килокалорӣ энергия ҳосил мешавад [2, 779-б.]. Ин ду баробари бештар аз карбогидрат ва сафед аст [2, 779-б.]. Захираи чарбӣ дар шакли триглицеридҳо дар бофтаи чарбӣ ҷой мегирад [1, 470-б.]. Дар одами солим захираи чарбӣ зиёда аз даҳ килограмм аст [1, 470-б.]. Барои ҳамин дар камхӯрии дароз организм чанд ҳафта зиндагӣ мекунад [3, 196-б.].</w:t>
+        <w:t>Липидҳо гурӯҳи калонтарин захираи энергияи организми инсон мебошанд [1, 470-б.]. Аз ҳар грамми чарб тақрибан нуҳ килокалорӣ энергия ҳосил мешавад [2, 779-б.]. Ин ду баробар зиёдтар аз карбогидрат ва сафед аст [2, 779-б.]. Захираи чарбӣ дар шакли триглицеридҳо дар бофтаи чарбӣ ҷой мегирад [1, 470-б.]. Дар одами солим захираи чарбӣ зиёда аз даҳ килограмм аст [1, 470-б.]. Барои ҳамин дар камхӯрии дароз организм чанд ҳафта зиндагӣ мекунад [3, 196-б.].</w:t>
       </w:r>
     </w:p>
     <w:p>
@@ -1135,7 +1135,7 @@
           <w:i w:val="0"/>
           <w:sz w:val="28"/>
         </w:rPr>
-        <w:t>Аҳамияти амалии мавзӯъ баланд аст [7, 111-б.]. Дислепидемия яке аз омилҳои асосии бемориҳои дилу раг аст [7, 111-б.]. Кетоацидози диабетӣ уқибаҳои вазнини диабет мебошад [9, 2-б.]. Халалҳои ирсии β-оксидшавӣ дар кӯдакон хатари ҷониро доранд [8, 2-б.]. Дар байни донишҷӯён баҳои ғизаи чарбӣ саволи маъмул аст [12, 83-б.]. Барои ҳамин мавзӯъ барои духтури оянда зарур аст [6, 380-б.].</w:t>
+        <w:t>Аҳамияти амалии мавзӯъ баланд аст [7, 111-б.]. Дислепидемия яке аз омилҳои асосии бемориҳои дилу раг аст [7, 111-б.]. Кетоацидози диабетӣ уқибаҳои вазнини диабет мебошад [9, 2-б.]. Халалҳои ирсии β-оксидшавӣ дар кӯдакон хатари ҷонӣ доранд [8, 2-б.]. Дар байни донишҷӯён баҳои ғизаи чарбӣ саволи маъмул аст [12, 83-б.]. Барои ҳамин мавзӯъ барои духтури оянда зарур аст [6, 380-б.].</w:t>
       </w:r>
     </w:p>
     <w:p>
@@ -1256,7 +1256,7 @@
           <w:i w:val="0"/>
           <w:sz w:val="28"/>
         </w:rPr>
-        <w:t>Липидҳо пайвастаҳои гидрофобииOrganism мебошанд [1, 470-б.]. Онҳо дар об ҳал намешаванд, вале дар эфиру хлорформ ҳал мешаванд [1, 470-б.]. Ҳамин хусусият нақлиёти онҳоро дар хун махсус мекунад [1, 470-б.]. Липидҳо ба чанд гурӯҳи калон тақсим мешаванд [1, 470-б.]. Гурӯҳбандӣ дар Ҷадвали 1.1 оварда шудааст [1, 470-б.].</w:t>
+        <w:t>Липидҳо пайвастаҳои гидрофобӣ мебошанд [1, 470-б.]. Онҳо дар об ҳал намешаванд, вале дар эфиру хлорформ ҳал мешаванд [1, 470-б.]. Ҳамин хусусият нақлиёти онҳоро дар хун махсус мекунад [1, 470-б.]. Липидҳо ба чанд гурӯҳи калон тақсим мешаванд [1, 470-б.]. Гурӯҳбандӣ дар Ҷадвали 1.1 оварда шудааст [1, 470-б.].</w:t>
       </w:r>
     </w:p>
     <w:p>
@@ -1825,7 +1825,7 @@
           <w:i w:val="0"/>
           <w:sz w:val="28"/>
         </w:rPr>
-        <w:t>Кислотаҳои ҳатмии чарбӣ организм худаш месозад [1, 472-б.]. Линолеват ва α-линоленат аз ғиза бояд оварда шаванд [1, 472-б.]. Онҳо ба гурӯҳи омега-6 ва омега-3 дохил мешаванд [1, 472-б.]. Нақси онҳо пӯст ва системаи эҳтимаро вайрон мекунад [1, 472-б.]. Кислотаҳои омега-3 дар моҳии баҳрӣ зиёданд [14, 1478-б.]. Тавсияи ҳаррӯза эйкозапентаеноат ва докозагексаеноатро аз 250 то 500 миллиграмм дорад [14, 1478-б.]. Барои ҳамин моҳӣ дар ҳафта як-ду маротиба тавсия мешавад [14, 1478-б.].</w:t>
+        <w:t>Кислотаҳои чарбии ғайриҳатмӣ организм худаш месозад [1, 472-б.]. Линолеват ва α-линоленат аз ғиза бояд оварда шаванд [1, 472-б.]. Онҳо ба гурӯҳи омега-6 ва омега-3 дохил мешаванд [1, 472-б.]. Нақси онҳо пӯст ва системаи иммуниро вайрон мекунад [1, 472-б.]. Кислотаҳои омега-3 дар моҳии баҳрӣ зиёданд [14, 1478-б.]. Тавсияи ҳаррӯза эйкозапентаеноат ва докозагексаеноатро аз 250 то 500 миллиграмм дорад [14, 1478-б.]. Барои ҳамин моҳӣ дар ҳафта як-ду маротиба тавсия мешавад [14, 1478-б.].</w:t>
       </w:r>
     </w:p>
     <w:p>
@@ -1921,7 +1921,7 @@
           <w:i w:val="0"/>
           <w:sz w:val="28"/>
         </w:rPr>
-        <w:t>Кислотаҳои чарбии дароз ба митохондрия бевосита ворид намешаванд [4, 678-б.]. Мембранаи дохилӣ ба молекулаҳои калон гузар намедиҳад [4, 678-б.]. Барои ин мақсад системаи карнитинӣ кор мекунад [4, 678-б.]. Кислотаи чарбӣ бо CoA фаъол мешавад [4, 678-б.]. Сипас гурӯҳи ацил ба карнитин мегузарад [4, 678-б.]. Карнитин-ацилкарнитинтрансгалаза молекуларо ба митрикс мебарад [4, 678-б.]. Дар он ҷо ацил боз ба CoA бармегардад [4, 678-б.].</w:t>
+        <w:t>Кислотаҳои чарбии дароз ба митохондрия бевосита ворид намешаванд [4, 678-б.]. Мембранаи дохилӣ ба молекулаҳои калон гузар намедиҳад [4, 678-б.]. Барои ин мақсад системаи карнитинӣ кор мекунад [4, 678-б.]. Кислотаи чарбӣ бо CoA фаъол мешавад [4, 678-б.]. Сипас гурӯҳи ацил ба карнитин мегузарад [4, 678-б.]. Карнитин-ацилкарнитин-транслоказа молекуларо ба матрикс мебарад [4, 678-б.]. Дар он ҷо ацил боз ба CoA бармегардад [4, 678-б.].</w:t>
       </w:r>
     </w:p>
     <w:p>
@@ -1937,7 +1937,7 @@
           <w:i w:val="0"/>
           <w:sz w:val="28"/>
         </w:rPr>
-        <w:t>Карнитин-палмитоилтрансгалазаи якум нуқтаи асосии танзим аст [4, 678-б.]. Малонил-КоА фаъолияти онро мекушад [4, 678-б.]. Малонил-КоА пешиндаи синтези чарбист [4, 678-б.]. Дар фароғати гликемия синтези чарб фаъол мешавад [4, 678-б.]. Дар ҳамин вақт β-оксидшавӣ мекунад [4, 678-б.]. Ҳамин муттаҳидӣ нақси ягонаи глюкоза ва чарбро нишон медиҳад [4, 678-б.].</w:t>
+        <w:t>Карнитин-палмитоилтрансферазаи 1 нуқтаи асосии танзим аст [4, 678-б.]. Малонил-КоА фаъолияти онро мекушад [4, 678-б.]. Малонил-КоА пешиндаи синтези чарбист [4, 678-б.]. Дар фароғати гликемия синтези чарб фаъол мешавад [4, 678-б.]. Дар ҳамин вақт β-оксидшавӣ мекунад [4, 678-б.]. Ҳамин муттаҳидӣ нақси ягонаи глюкоза ва чарбро нишон медиҳад [4, 678-б.].</w:t>
       </w:r>
     </w:p>
     <w:p>
@@ -1985,7 +1985,7 @@
           <w:i w:val="0"/>
           <w:sz w:val="28"/>
         </w:rPr>
-        <w:t>Дар бофтаи чарбӣ ҷои захираҳо гуногун аст [3, 196-б.]. Чарби захирагӣ дар қисми зери пӯст ҷой дорад [3, 196-б.]. Чарби дохилӣ атрофи узвҳо мемонад [3, 196-б.]. Чарби дохилии изофа хатари саломатии калонтар дорад [3, 196-б.]. Он ба дислепидемия ва бемории дил пайваст аст [7, 111-б.]. Барои ҳамин танҳо вазн нест, ҷои чарб ҳам муҳим аст [7, 111-б.].</w:t>
+        <w:t>Дар бофтаи чарбӣ ҷои захираҳо гуногун аст [3, 196-б.]. Чарби захирагӣ дар қисми зери пӯст ҷой дорад [3, 196-б.]. Чарби дохилӣ дар атрофи узвҳо ҷой дорад [3, 196-б.]. Чарби дохилии изофа хатари саломатии калонтар дорад [3, 196-б.]. Он ба дислепидемия ва бемории дил пайваст аст [7, 111-б.]. Барои ҳамин танҳо вазн нест, ҷои чарб ҳам муҳим аст [7, 111-б.].</w:t>
       </w:r>
     </w:p>
     <w:p>
@@ -3141,7 +3141,7 @@
           <w:i w:val="0"/>
           <w:sz w:val="28"/>
         </w:rPr>
-        <w:t>Бӯҳрони синтези чарб ва тақсими он як системаи ягона аст [1, 490-б.]. Вақте глюкоза изофа бошад, сохтани чарб фаъол мегардад [1, 490-б.]. Малонил-КоА пешиндаи он аст [4, 678-б.]. Ҳамин пайваст карнитинтрансгалазаро мекушад [4, 678-б.]. Натиҷа синтез ва тақсим якҷо амал намекунанд [4, 678-б.]. Барои ҳамин энергетикаи организм устувор мемонад [1, 490-б.]. Ин муттаҳидӣ дар курсҳои мубодила такрор мешавад [16, 294-б.].</w:t>
+        <w:t>Бӯҳрони синтези чарб ва тақсими он як системаи ягона аст [1, 490-б.]. Вақте глюкоза изофа бошад, сохтани чарб фаъол мегардад [1, 490-б.]. Малонил-КоА пешиндаи он аст [4, 678-б.]. Ҳамин пайваст карнитин-транслоказаро мекушад [4, 678-б.]. Натиҷа синтез ва тақсим якҷо амал намекунанд [4, 678-б.]. Барои ҳамин энергетикаи организм устувор мемонад [1, 490-б.]. Ин муттаҳидӣ дар курсҳои мубодила такрор мешавад [16, 294-б.].</w:t>
       </w:r>
     </w:p>
     <w:p>
